--- a/04. Hồ sơ nghiệm thu - MẪU/Phiếu ký nhận tiền.docx
+++ b/04. Hồ sơ nghiệm thu - MẪU/Phiếu ký nhận tiền.docx
@@ -225,7 +225,7 @@
           <w:sz w:val="26"/>
           <w:szCs w:val="26"/>
         </w:rPr>
-        <w:t xml:space="preserve">Nội dung: Họp hội đồng Dự án nghiên cứu </w:t>
+        <w:t>Nội dung: Họp hội đồng Dự án nghiên cứu “{{TEN_DE_TAI}}”</w:t>
       </w:r>
       <w:r>
         <w:rPr>
@@ -234,7 +234,6 @@
           <w:sz w:val="26"/>
           <w:szCs w:val="26"/>
         </w:rPr>
-        <w:t>“</w:t>
       </w:r>
       <w:r>
         <w:rPr>
@@ -244,7 +243,6 @@
           <w:szCs w:val="26"/>
           <w:lang w:val="vi-VN"/>
         </w:rPr>
-        <w:t>Đánh giá hiệu quả sản phẩm thực phẩm</w:t>
       </w:r>
       <w:r>
         <w:rPr>
@@ -253,7 +251,6 @@
           <w:sz w:val="26"/>
           <w:szCs w:val="26"/>
         </w:rPr>
-        <w:t xml:space="preserve"> chức năng Viên nang</w:t>
       </w:r>
       <w:r>
         <w:rPr>
@@ -263,7 +260,6 @@
           <w:szCs w:val="26"/>
           <w:lang w:val="vi-VN"/>
         </w:rPr>
-        <w:t xml:space="preserve"> Đông trùng hạ thảo CordySen</w:t>
       </w:r>
       <w:r>
         <w:rPr>
@@ -272,7 +268,6 @@
           <w:sz w:val="26"/>
           <w:szCs w:val="26"/>
         </w:rPr>
-        <w:t>”</w:t>
       </w:r>
     </w:p>
     <w:p>

--- a/04. Hồ sơ nghiệm thu - MẪU/Phiếu ký nhận tiền.docx
+++ b/04. Hồ sơ nghiệm thu - MẪU/Phiếu ký nhận tiền.docx
@@ -1,6 +1,6 @@
 
 <file path=word/document.xml><?xml version="1.0" encoding="utf-8"?>
-<w:document xmlns:wpc="http://schemas.microsoft.com/office/word/2010/wordprocessingCanvas" xmlns:cx="http://schemas.microsoft.com/office/drawing/2014/chartex" xmlns:cx1="http://schemas.microsoft.com/office/drawing/2015/9/8/chartex" xmlns:cx2="http://schemas.microsoft.com/office/drawing/2015/10/21/chartex" xmlns:cx3="http://schemas.microsoft.com/office/drawing/2016/5/9/chartex" xmlns:cx4="http://schemas.microsoft.com/office/drawing/2016/5/10/chartex" xmlns:cx5="http://schemas.microsoft.com/office/drawing/2016/5/11/chartex" xmlns:cx6="http://schemas.microsoft.com/office/drawing/2016/5/12/chartex" xmlns:cx7="http://schemas.microsoft.com/office/drawing/2016/5/13/chartex" xmlns:cx8="http://schemas.microsoft.com/office/drawing/2016/5/14/chartex" xmlns:mc="http://schemas.openxmlformats.org/markup-compatibility/2006" xmlns:aink="http://schemas.microsoft.com/office/drawing/2016/ink" xmlns:am3d="http://schemas.microsoft.com/office/drawing/2017/model3d" xmlns:o="urn:schemas-microsoft-com:office:office" xmlns:oel="http://schemas.microsoft.com/office/2019/extlst" xmlns:r="http://schemas.openxmlformats.org/officeDocument/2006/relationships" xmlns:m="http://schemas.openxmlformats.org/officeDocument/2006/math" xmlns:v="urn:schemas-microsoft-com:vml" xmlns:wp14="http://schemas.microsoft.com/office/word/2010/wordprocessingDrawing" xmlns:wp="http://schemas.openxmlformats.org/drawingml/2006/wordprocessingDrawing" xmlns:w10="urn:schemas-microsoft-com:office:word" xmlns:w="http://schemas.openxmlformats.org/wordprocessingml/2006/main" xmlns:w14="http://schemas.microsoft.com/office/word/2010/wordml" xmlns:w15="http://schemas.microsoft.com/office/word/2012/wordml" xmlns:w16cex="http://schemas.microsoft.com/office/word/2018/wordml/cex" xmlns:w16cid="http://schemas.microsoft.com/office/word/2016/wordml/cid" xmlns:w16="http://schemas.microsoft.com/office/word/2018/wordml" xmlns:w16sdtdh="http://schemas.microsoft.com/office/word/2020/wordml/sdtdatahash" xmlns:w16se="http://schemas.microsoft.com/office/word/2015/wordml/symex" xmlns:wpg="http://schemas.microsoft.com/office/word/2010/wordprocessingGroup" xmlns:wpi="http://schemas.microsoft.com/office/word/2010/wordprocessingInk" xmlns:wne="http://schemas.microsoft.com/office/word/2006/wordml" xmlns:wps="http://schemas.microsoft.com/office/word/2010/wordprocessingShape" mc:Ignorable="w14 w15 w16se w16cid w16 w16cex w16sdtdh wp14">
+<w:document xmlns:wpc="http://schemas.microsoft.com/office/word/2010/wordprocessingCanvas" xmlns:cx="http://schemas.microsoft.com/office/drawing/2014/chartex" xmlns:cx1="http://schemas.microsoft.com/office/drawing/2015/9/8/chartex" xmlns:cx2="http://schemas.microsoft.com/office/drawing/2015/10/21/chartex" xmlns:cx3="http://schemas.microsoft.com/office/drawing/2016/5/9/chartex" xmlns:cx4="http://schemas.microsoft.com/office/drawing/2016/5/10/chartex" xmlns:cx5="http://schemas.microsoft.com/office/drawing/2016/5/11/chartex" xmlns:cx6="http://schemas.microsoft.com/office/drawing/2016/5/12/chartex" xmlns:cx7="http://schemas.microsoft.com/office/drawing/2016/5/13/chartex" xmlns:cx8="http://schemas.microsoft.com/office/drawing/2016/5/14/chartex" xmlns:mc="http://schemas.openxmlformats.org/markup-compatibility/2006" xmlns:aink="http://schemas.microsoft.com/office/drawing/2016/ink" xmlns:am3d="http://schemas.microsoft.com/office/drawing/2017/model3d" xmlns:o="urn:schemas-microsoft-com:office:office" xmlns:oel="http://schemas.microsoft.com/office/2019/extlst" xmlns:r="http://schemas.openxmlformats.org/officeDocument/2006/relationships" xmlns:m="http://schemas.openxmlformats.org/officeDocument/2006/math" xmlns:v="urn:schemas-microsoft-com:vml" xmlns:wp14="http://schemas.microsoft.com/office/word/2010/wordprocessingDrawing" xmlns:wp="http://schemas.openxmlformats.org/drawingml/2006/wordprocessingDrawing" xmlns:w10="urn:schemas-microsoft-com:office:word" xmlns:w="http://schemas.openxmlformats.org/wordprocessingml/2006/main" xmlns:w14="http://schemas.microsoft.com/office/word/2010/wordml" xmlns:w15="http://schemas.microsoft.com/office/word/2012/wordml" xmlns:w16cex="http://schemas.microsoft.com/office/word/2018/wordml/cex" xmlns:w16cid="http://schemas.microsoft.com/office/word/2016/wordml/cid" xmlns:w16="http://schemas.microsoft.com/office/word/2018/wordml" xmlns:w16du="http://schemas.microsoft.com/office/word/2023/wordml/word16du" xmlns:w16sdtdh="http://schemas.microsoft.com/office/word/2020/wordml/sdtdatahash" xmlns:w16sdtfl="http://schemas.microsoft.com/office/word/2024/wordml/sdtformatlock" xmlns:w16se="http://schemas.microsoft.com/office/word/2015/wordml/symex" xmlns:wpg="http://schemas.microsoft.com/office/word/2010/wordprocessingGroup" xmlns:wpi="http://schemas.microsoft.com/office/word/2010/wordprocessingInk" xmlns:wne="http://schemas.microsoft.com/office/word/2006/wordml" xmlns:wps="http://schemas.microsoft.com/office/word/2010/wordprocessingShape" mc:Ignorable="w14 w15 w16se w16cid w16 w16cex w16sdtdh w16sdtfl w16du wp14">
   <w:body>
     <w:tbl>
       <w:tblPr>
@@ -225,7 +225,7 @@
           <w:sz w:val="26"/>
           <w:szCs w:val="26"/>
         </w:rPr>
-        <w:t>Nội dung: Họp hội đồng Dự án nghiên cứu “{{TEN_DE_TAI}}”</w:t>
+        <w:t xml:space="preserve">Nội dung: Họp hội đồng Dự án nghiên cứu </w:t>
       </w:r>
       <w:r>
         <w:rPr>
@@ -234,40 +234,7 @@
           <w:sz w:val="26"/>
           <w:szCs w:val="26"/>
         </w:rPr>
-      </w:r>
-      <w:r>
-        <w:rPr>
-          <w:i/>
-          <w:iCs/>
-          <w:sz w:val="26"/>
-          <w:szCs w:val="26"/>
-          <w:lang w:val="vi-VN"/>
-        </w:rPr>
-      </w:r>
-      <w:r>
-        <w:rPr>
-          <w:i/>
-          <w:iCs/>
-          <w:sz w:val="26"/>
-          <w:szCs w:val="26"/>
-        </w:rPr>
-      </w:r>
-      <w:r>
-        <w:rPr>
-          <w:i/>
-          <w:iCs/>
-          <w:sz w:val="26"/>
-          <w:szCs w:val="26"/>
-          <w:lang w:val="vi-VN"/>
-        </w:rPr>
-      </w:r>
-      <w:r>
-        <w:rPr>
-          <w:i/>
-          <w:iCs/>
-          <w:sz w:val="26"/>
-          <w:szCs w:val="26"/>
-        </w:rPr>
+        <w:t>“{{TEN_DE_TAI}}”</w:t>
       </w:r>
     </w:p>
     <w:p>
@@ -1070,7 +1037,7 @@
 </file>
 
 <file path=word/styles.xml><?xml version="1.0" encoding="utf-8"?>
-<w:styles xmlns:mc="http://schemas.openxmlformats.org/markup-compatibility/2006" xmlns:r="http://schemas.openxmlformats.org/officeDocument/2006/relationships" xmlns:w="http://schemas.openxmlformats.org/wordprocessingml/2006/main" xmlns:w14="http://schemas.microsoft.com/office/word/2010/wordml" xmlns:w15="http://schemas.microsoft.com/office/word/2012/wordml" xmlns:w16cex="http://schemas.microsoft.com/office/word/2018/wordml/cex" xmlns:w16cid="http://schemas.microsoft.com/office/word/2016/wordml/cid" xmlns:w16="http://schemas.microsoft.com/office/word/2018/wordml" xmlns:w16sdtdh="http://schemas.microsoft.com/office/word/2020/wordml/sdtdatahash" xmlns:w16se="http://schemas.microsoft.com/office/word/2015/wordml/symex" mc:Ignorable="w14 w15 w16se w16cid w16 w16cex w16sdtdh">
+<w:styles xmlns:mc="http://schemas.openxmlformats.org/markup-compatibility/2006" xmlns:r="http://schemas.openxmlformats.org/officeDocument/2006/relationships" xmlns:w="http://schemas.openxmlformats.org/wordprocessingml/2006/main" xmlns:w14="http://schemas.microsoft.com/office/word/2010/wordml" xmlns:w15="http://schemas.microsoft.com/office/word/2012/wordml" xmlns:w16cex="http://schemas.microsoft.com/office/word/2018/wordml/cex" xmlns:w16cid="http://schemas.microsoft.com/office/word/2016/wordml/cid" xmlns:w16="http://schemas.microsoft.com/office/word/2018/wordml" xmlns:w16du="http://schemas.microsoft.com/office/word/2023/wordml/word16du" xmlns:w16sdtdh="http://schemas.microsoft.com/office/word/2020/wordml/sdtdatahash" xmlns:w16sdtfl="http://schemas.microsoft.com/office/word/2024/wordml/sdtformatlock" xmlns:w16se="http://schemas.microsoft.com/office/word/2015/wordml/symex" mc:Ignorable="w14 w15 w16se w16cid w16 w16cex w16sdtdh w16sdtfl w16du">
   <w:docDefaults>
     <w:rPrDefault>
       <w:rPr>

--- a/04. Hồ sơ nghiệm thu - MẪU/Phiếu ký nhận tiền.docx
+++ b/04. Hồ sơ nghiệm thu - MẪU/Phiếu ký nhận tiền.docx
@@ -415,7 +415,7 @@
               <w:rPr>
                 <w:lang w:val="vi-VN"/>
               </w:rPr>
-              <w:t>PGs. Ts. Phạm Văn Hoan</w:t>
+              <w:t>[Họ và tên Chủ tịch HĐ]</w:t>
             </w:r>
           </w:p>
         </w:tc>
@@ -488,10 +488,7 @@
               <w:rPr>
                 <w:lang w:val="vi-VN"/>
               </w:rPr>
-              <w:t xml:space="preserve">Gs. Ts. </w:t>
-            </w:r>
-            <w:r>
-              <w:t>Nguyễn Công Khẩn</w:t>
+              <w:t>[Họ và tên Phản biện 1]</w:t>
             </w:r>
           </w:p>
         </w:tc>
@@ -561,10 +558,7 @@
               <w:rPr>
                 <w:lang w:val="vi-VN"/>
               </w:rPr>
-              <w:t>PGs. Ts.</w:t>
-            </w:r>
-            <w:r>
-              <w:t xml:space="preserve"> Nguyễn Thị Lâm</w:t>
+              <w:t>[Họ và tên Phản biện 2]</w:t>
             </w:r>
           </w:p>
         </w:tc>
@@ -634,10 +628,7 @@
               <w:rPr>
                 <w:lang w:val="vi-VN"/>
               </w:rPr>
-              <w:t>PGs. Ts.</w:t>
-            </w:r>
-            <w:r>
-              <w:t xml:space="preserve"> Ninh Thị Nhung</w:t>
+              <w:t>[Họ và tên Ủy viên 1]</w:t>
             </w:r>
           </w:p>
         </w:tc>
@@ -710,7 +701,7 @@
               <w:jc w:val="center"/>
             </w:pPr>
             <w:r>
-              <w:t>PGs. Ts. Trần Văn Ơn</w:t>
+              <w:t>[Họ và tên Ủy viên 2]</w:t>
             </w:r>
           </w:p>
         </w:tc>
@@ -789,7 +780,7 @@
               <w:rPr>
                 <w:lang w:val="vi-VN"/>
               </w:rPr>
-              <w:t>PGs. Ts. Nguyễn Xuân Ninh</w:t>
+              <w:t>[Họ và tên Thư ký HĐ]</w:t>
             </w:r>
           </w:p>
         </w:tc>
